--- a/media/F2111/output_dir/测试级别和测试类型.docx
+++ b/media/F2111/output_dir/测试级别和测试类型.docx
@@ -4,21 +4,15 @@
   <w:body>
     <w:p>
       <w:pPr>
-        <w:tabs>
-          <w:tab w:val="left" w:pos="3562"/>
-        </w:tabs>
-        <w:spacing w:line="360" w:lineRule="auto"/>
-        <w:ind w:firstLineChars="200" w:firstLine="480"/>
+        <w:pStyle w:val="RC"/>
+        <w:adjustRightInd w:val="0"/>
         <w:rPr>
-          <w:snapToGrid w:val="0"/>
-          <w:sz w:val="24"/>
-          <w:szCs w:val="24"/>
+          <w:rFonts w:cs="Times New Roman"/>
         </w:rPr>
       </w:pPr>
       <w:r>
         <w:rPr>
           <w:snapToGrid w:val="0"/>
-          <w:sz w:val="24"/>
           <w:szCs w:val="24"/>
         </w:rPr>
         <w:t>根据《军用软件测试指南》、软件需求规格说明及其他等效文档，本次</w:t>
@@ -27,7 +21,6 @@
         <w:rPr>
           <w:rFonts w:hint="eastAsia"/>
           <w:snapToGrid w:val="0"/>
-          <w:sz w:val="24"/>
           <w:szCs w:val="24"/>
         </w:rPr>
         <w:t>测评</w:t>
@@ -35,268 +28,226 @@
       <w:r>
         <w:rPr>
           <w:snapToGrid w:val="0"/>
-          <w:sz w:val="24"/>
           <w:szCs w:val="24"/>
         </w:rPr>
-        <w:t>的测试级别为配置项测试。</w:t>
+        <w:t>的测试级别为配置项测试</w:t>
+      </w:r>
+      <w:r>
+        <w:rPr>
+          <w:rFonts w:cs="Times New Roman"/>
+        </w:rPr>
+        <w:t>。</w:t>
       </w:r>
     </w:p>
     <w:p>
       <w:pPr>
-        <w:tabs>
-          <w:tab w:val="left" w:pos="3562"/>
-        </w:tabs>
-        <w:spacing w:line="360" w:lineRule="auto"/>
-        <w:ind w:firstLineChars="200" w:firstLine="480"/>
+        <w:pStyle w:val="RC"/>
+        <w:adjustRightInd w:val="0"/>
         <w:rPr>
-          <w:rFonts w:hint="eastAsia"/>
-          <w:snapToGrid w:val="0"/>
-          <w:sz w:val="24"/>
-          <w:szCs w:val="24"/>
+          <w:rFonts w:cs="Times New Roman"/>
         </w:rPr>
       </w:pPr>
       <w:r>
         <w:rPr>
           <w:rFonts w:hint="eastAsia"/>
           <w:snapToGrid w:val="0"/>
-          <w:sz w:val="24"/>
           <w:szCs w:val="24"/>
         </w:rPr>
-        <w:t>按照《军用可编程逻辑器件软件测试要求》要求，配置项测试的测试类型要求如表</w:t>
+        <w:t>按照《军用可编程逻辑器件软件测试要求》要求，配置项测试的测试类型要求如</w:t>
       </w:r>
       <w:r>
         <w:rPr>
           <w:rFonts w:hint="eastAsia"/>
           <w:snapToGrid w:val="0"/>
-          <w:sz w:val="24"/>
           <w:szCs w:val="24"/>
         </w:rPr>
-        <w:t>6</w:t>
+        <w:t>下表</w:t>
       </w:r>
       <w:r>
         <w:rPr>
           <w:rFonts w:hint="eastAsia"/>
           <w:snapToGrid w:val="0"/>
-          <w:sz w:val="24"/>
-          <w:szCs w:val="24"/>
-        </w:rPr>
-        <w:t>-</w:t>
-      </w:r>
-      <w:r>
-        <w:rPr>
-          <w:rFonts w:hint="eastAsia"/>
-          <w:snapToGrid w:val="0"/>
-          <w:sz w:val="24"/>
-          <w:szCs w:val="24"/>
-        </w:rPr>
-        <w:t>1</w:t>
-      </w:r>
-      <w:r>
-        <w:rPr>
-          <w:rFonts w:hint="eastAsia"/>
-          <w:snapToGrid w:val="0"/>
-          <w:sz w:val="24"/>
           <w:szCs w:val="24"/>
         </w:rPr>
         <w:t>所示</w:t>
       </w:r>
       <w:r>
         <w:rPr>
-          <w:rFonts w:hint="eastAsia"/>
-          <w:snapToGrid w:val="0"/>
-          <w:sz w:val="24"/>
-          <w:szCs w:val="24"/>
+          <w:rFonts w:cs="Times New Roman"/>
         </w:rPr>
-        <w:t>：</w:t>
+        <w:t>。</w:t>
       </w:r>
     </w:p>
     <w:p>
       <w:pPr>
-        <w:pStyle w:val="affffffff3"/>
-        <w:tabs>
-          <w:tab w:val="clear" w:pos="3520"/>
-          <w:tab w:val="left" w:pos="454"/>
-          <w:tab w:val="left" w:pos="3260"/>
-        </w:tabs>
-        <w:spacing w:before="0" w:beforeAutospacing="0" w:after="0" w:afterAutospacing="0" w:line="360" w:lineRule="auto"/>
-        <w:ind w:left="0"/>
+        <w:spacing w:line="360" w:lineRule="auto"/>
+        <w:jc w:val="center"/>
         <w:rPr>
-          <w:rFonts w:ascii="Times New Roman" w:eastAsia="黑体" w:hAnsi="Times New Roman"/>
-          <w:b w:val="0"/>
+          <w:rFonts w:eastAsia="黑体"/>
+          <w:szCs w:val="21"/>
         </w:rPr>
       </w:pPr>
       <w:r>
         <w:rPr>
-          <w:rFonts w:ascii="Times New Roman" w:eastAsia="黑体" w:hAnsi="Times New Roman"/>
-          <w:b w:val="0"/>
+          <w:rFonts w:eastAsia="黑体"/>
+          <w:szCs w:val="21"/>
         </w:rPr>
         <w:t>表</w:t>
       </w:r>
       <w:r>
         <w:rPr>
-          <w:rFonts w:ascii="Times New Roman" w:eastAsia="黑体" w:hAnsi="Times New Roman"/>
-          <w:b w:val="0"/>
+          <w:rFonts w:eastAsia="黑体"/>
+          <w:szCs w:val="21"/>
         </w:rPr>
         <w:fldChar w:fldCharType="begin"/>
       </w:r>
       <w:r>
         <w:rPr>
-          <w:rFonts w:ascii="Times New Roman" w:eastAsia="黑体" w:hAnsi="Times New Roman"/>
-          <w:b w:val="0"/>
+          <w:rFonts w:eastAsia="黑体"/>
+          <w:szCs w:val="21"/>
         </w:rPr>
         <w:instrText xml:space="preserve"> STYLEREF 1 \s </w:instrText>
       </w:r>
       <w:r>
         <w:rPr>
-          <w:rFonts w:ascii="Times New Roman" w:eastAsia="黑体" w:hAnsi="Times New Roman"/>
-          <w:b w:val="0"/>
+          <w:rFonts w:eastAsia="黑体"/>
+          <w:szCs w:val="21"/>
         </w:rPr>
         <w:fldChar w:fldCharType="separate"/>
       </w:r>
       <w:r>
         <w:rPr>
-          <w:rFonts w:ascii="Times New Roman" w:eastAsia="黑体" w:hAnsi="Times New Roman"/>
-          <w:b w:val="0"/>
+          <w:rFonts w:eastAsia="黑体"/>
           <w:noProof/>
+          <w:szCs w:val="21"/>
         </w:rPr>
         <w:t>6</w:t>
       </w:r>
       <w:r>
         <w:rPr>
-          <w:rFonts w:ascii="Times New Roman" w:eastAsia="黑体" w:hAnsi="Times New Roman"/>
-          <w:b w:val="0"/>
+          <w:rFonts w:eastAsia="黑体"/>
+          <w:szCs w:val="21"/>
         </w:rPr>
         <w:fldChar w:fldCharType="end"/>
       </w:r>
       <w:r>
         <w:rPr>
-          <w:rFonts w:ascii="Times New Roman" w:eastAsia="黑体" w:hAnsi="Times New Roman"/>
-          <w:b w:val="0"/>
+          <w:rFonts w:eastAsia="黑体"/>
+          <w:szCs w:val="21"/>
         </w:rPr>
         <w:noBreakHyphen/>
       </w:r>
       <w:r>
         <w:rPr>
-          <w:rFonts w:ascii="Times New Roman" w:eastAsia="黑体" w:hAnsi="Times New Roman"/>
-          <w:b w:val="0"/>
+          <w:rFonts w:eastAsia="黑体"/>
+          <w:szCs w:val="21"/>
         </w:rPr>
         <w:fldChar w:fldCharType="begin"/>
       </w:r>
       <w:r>
         <w:rPr>
-          <w:rFonts w:ascii="Times New Roman" w:eastAsia="黑体" w:hAnsi="Times New Roman"/>
-          <w:b w:val="0"/>
+          <w:rFonts w:eastAsia="黑体"/>
+          <w:szCs w:val="21"/>
         </w:rPr>
         <w:instrText xml:space="preserve"> SEQ </w:instrText>
       </w:r>
       <w:r>
         <w:rPr>
-          <w:rFonts w:ascii="Times New Roman" w:eastAsia="黑体" w:hAnsi="Times New Roman"/>
-          <w:b w:val="0"/>
+          <w:rFonts w:eastAsia="黑体"/>
+          <w:szCs w:val="21"/>
         </w:rPr>
         <w:instrText>表</w:instrText>
       </w:r>
       <w:r>
         <w:rPr>
-          <w:rFonts w:ascii="Times New Roman" w:eastAsia="黑体" w:hAnsi="Times New Roman"/>
-          <w:b w:val="0"/>
+          <w:rFonts w:eastAsia="黑体"/>
+          <w:szCs w:val="21"/>
         </w:rPr>
         <w:instrText xml:space="preserve"> \* ARABIC \s 1 </w:instrText>
       </w:r>
       <w:r>
         <w:rPr>
-          <w:rFonts w:ascii="Times New Roman" w:eastAsia="黑体" w:hAnsi="Times New Roman"/>
-          <w:b w:val="0"/>
+          <w:rFonts w:eastAsia="黑体"/>
+          <w:szCs w:val="21"/>
         </w:rPr>
         <w:fldChar w:fldCharType="separate"/>
       </w:r>
       <w:r>
         <w:rPr>
-          <w:rFonts w:ascii="Times New Roman" w:eastAsia="黑体" w:hAnsi="Times New Roman"/>
-          <w:b w:val="0"/>
+          <w:rFonts w:eastAsia="黑体"/>
           <w:noProof/>
+          <w:szCs w:val="21"/>
         </w:rPr>
         <w:t>1</w:t>
       </w:r>
       <w:r>
         <w:rPr>
-          <w:rFonts w:ascii="Times New Roman" w:eastAsia="黑体" w:hAnsi="Times New Roman"/>
-          <w:b w:val="0"/>
+          <w:rFonts w:eastAsia="黑体"/>
+          <w:szCs w:val="21"/>
         </w:rPr>
         <w:fldChar w:fldCharType="end"/>
       </w:r>
       <w:r>
         <w:rPr>
-          <w:rFonts w:ascii="Times New Roman" w:eastAsia="黑体" w:hAnsi="Times New Roman"/>
-          <w:b w:val="0"/>
-        </w:rPr>
-        <w:t xml:space="preserve"> </w:t>
-      </w:r>
-      <w:r>
-        <w:rPr>
-          <w:rFonts w:ascii="Times New Roman" w:eastAsia="黑体" w:hAnsi="Times New Roman" w:hint="eastAsia"/>
-          <w:b w:val="0"/>
+          <w:rFonts w:eastAsia="黑体" w:hint="eastAsia"/>
         </w:rPr>
         <w:t>军用可编程逻辑器软件测试级别与测试类型对应关系表</w:t>
       </w:r>
     </w:p>
-    <w:p>
-      <w:r>
-        <w:rPr>
-          <w:rFonts w:hint="eastAsia"/>
-        </w:rPr>
-        <w:t xml:space="preserve"/>
-      </w:r>
-    </w:p>
     <w:tbl>
       <w:tblPr>
-        <w:tblStyle w:val="afd"/>
         <w:tblW w:w="5000" w:type="pct"/>
-        <w:tblLook w:val="04A0" w:firstRow="1" w:lastRow="0" w:firstColumn="1" w:lastColumn="0" w:noHBand="0" w:noVBand="1"/>
+        <w:tblBorders>
+          <w:top w:val="single" w:sz="12" w:space="0" w:color="auto"/>
+          <w:left w:val="single" w:sz="12" w:space="0" w:color="auto"/>
+          <w:bottom w:val="single" w:sz="12" w:space="0" w:color="auto"/>
+          <w:right w:val="single" w:sz="12" w:space="0" w:color="auto"/>
+          <w:insideH w:val="single" w:sz="6" w:space="0" w:color="auto"/>
+          <w:insideV w:val="single" w:sz="6" w:space="0" w:color="auto"/>
+        </w:tblBorders>
+        <w:tblLook w:val="0000" w:firstRow="0" w:lastRow="0" w:firstColumn="0" w:lastColumn="0" w:noHBand="0" w:noVBand="0"/>
       </w:tblPr>
       <w:tblGrid>
-        <w:gridCol w:w="476"/>
-        <w:gridCol w:w="647"/>
-        <w:gridCol w:w="567"/>
-        <w:gridCol w:w="567"/>
-        <w:gridCol w:w="567"/>
-        <w:gridCol w:w="567"/>
-        <w:gridCol w:w="708"/>
-        <w:gridCol w:w="567"/>
-        <w:gridCol w:w="567"/>
-        <w:gridCol w:w="567"/>
-        <w:gridCol w:w="707"/>
-        <w:gridCol w:w="569"/>
-        <w:gridCol w:w="850"/>
-        <w:gridCol w:w="567"/>
-        <w:gridCol w:w="567"/>
+        <w:gridCol w:w="426"/>
+        <w:gridCol w:w="974"/>
+        <w:gridCol w:w="558"/>
+        <w:gridCol w:w="614"/>
+        <w:gridCol w:w="587"/>
+        <w:gridCol w:w="588"/>
+        <w:gridCol w:w="588"/>
+        <w:gridCol w:w="588"/>
+        <w:gridCol w:w="588"/>
+        <w:gridCol w:w="588"/>
+        <w:gridCol w:w="588"/>
+        <w:gridCol w:w="588"/>
+        <w:gridCol w:w="588"/>
+        <w:gridCol w:w="588"/>
+        <w:gridCol w:w="589"/>
       </w:tblGrid>
       <w:tr>
         <w:trPr>
-          <w:cnfStyle w:val="100000000000" w:firstRow="1" w:lastRow="0" w:firstColumn="0" w:lastColumn="0" w:oddVBand="0" w:evenVBand="0" w:oddHBand="0" w:evenHBand="0" w:firstRowFirstColumn="0" w:firstRowLastColumn="0" w:lastRowFirstColumn="0" w:lastRowLastColumn="0"/>
-          <w:trHeight w:val="619"/>
+          <w:trHeight w:val="193"/>
         </w:trPr>
         <w:tc>
           <w:tcPr>
-            <w:tcW w:w="262" w:type="pct"/>
+            <w:tcW w:w="236" w:type="pct"/>
             <w:vMerge w:val="restart"/>
+            <w:vAlign w:val="center"/>
           </w:tcPr>
           <w:p>
             <w:pPr>
-              <w:ind w:left="-105"/>
+              <w:tabs>
+                <w:tab w:val="left" w:pos="6706"/>
+              </w:tabs>
               <w:jc w:val="center"/>
               <w:rPr>
                 <w:rFonts w:eastAsia="黑体"/>
-                <w:b w:val="0"/>
-                <w:bCs/>
                 <w:szCs w:val="21"/>
               </w:rPr>
             </w:pPr>
             <w:r>
               <w:rPr>
                 <w:rFonts w:eastAsia="黑体"/>
-                <w:b w:val="0"/>
-                <w:bCs/>
                 <w:szCs w:val="21"/>
               </w:rPr>
               <w:t>序号</w:t>
@@ -305,26 +256,24 @@
         </w:tc>
         <w:tc>
           <w:tcPr>
-            <w:tcW w:w="357" w:type="pct"/>
+            <w:tcW w:w="539" w:type="pct"/>
             <w:vMerge w:val="restart"/>
+            <w:vAlign w:val="center"/>
           </w:tcPr>
           <w:p>
             <w:pPr>
-              <w:ind w:left="-105"/>
+              <w:tabs>
+                <w:tab w:val="left" w:pos="6706"/>
+              </w:tabs>
               <w:jc w:val="center"/>
               <w:rPr>
                 <w:rFonts w:eastAsia="黑体"/>
-                <w:b w:val="0"/>
-                <w:bCs/>
                 <w:szCs w:val="21"/>
               </w:rPr>
             </w:pPr>
             <w:r>
               <w:rPr>
-                <w:rFonts w:eastAsia="黑体"/>
-                <w:b w:val="0"/>
-                <w:bCs/>
-                <w:szCs w:val="21"/>
+                <w:rFonts w:eastAsia="黑体" w:hint="eastAsia"/>
               </w:rPr>
               <w:t>测试级别</w:t>
             </w:r>
@@ -332,26 +281,24 @@
         </w:tc>
         <w:tc>
           <w:tcPr>
-            <w:tcW w:w="4381" w:type="pct"/>
+            <w:tcW w:w="4226" w:type="pct"/>
             <w:gridSpan w:val="13"/>
+            <w:vAlign w:val="center"/>
           </w:tcPr>
           <w:p>
             <w:pPr>
-              <w:ind w:left="-105"/>
+              <w:tabs>
+                <w:tab w:val="left" w:pos="6706"/>
+              </w:tabs>
               <w:jc w:val="center"/>
               <w:rPr>
                 <w:rFonts w:eastAsia="黑体"/>
-                <w:b w:val="0"/>
-                <w:bCs/>
                 <w:szCs w:val="21"/>
               </w:rPr>
             </w:pPr>
             <w:r>
               <w:rPr>
-                <w:rFonts w:eastAsia="黑体"/>
-                <w:b w:val="0"/>
-                <w:bCs/>
-                <w:szCs w:val="21"/>
+                <w:rFonts w:eastAsia="黑体" w:hint="eastAsia"/>
               </w:rPr>
               <w:t>测试类型</w:t>
             </w:r>
@@ -360,20 +307,22 @@
       </w:tr>
       <w:tr>
         <w:trPr>
-          <w:trHeight w:val="153"/>
+          <w:trHeight w:val="192"/>
         </w:trPr>
         <w:tc>
           <w:tcPr>
-            <w:tcW w:w="262" w:type="pct"/>
+            <w:tcW w:w="236" w:type="pct"/>
             <w:vMerge/>
+            <w:vAlign w:val="center"/>
           </w:tcPr>
           <w:p>
             <w:pPr>
-              <w:ind w:left="-105"/>
+              <w:tabs>
+                <w:tab w:val="left" w:pos="6706"/>
+              </w:tabs>
               <w:jc w:val="center"/>
               <w:rPr>
                 <w:rFonts w:eastAsia="黑体"/>
-                <w:bCs/>
                 <w:szCs w:val="21"/>
               </w:rPr>
             </w:pPr>
@@ -381,33 +330,35 @@
         </w:tc>
         <w:tc>
           <w:tcPr>
-            <w:tcW w:w="357" w:type="pct"/>
+            <w:tcW w:w="539" w:type="pct"/>
             <w:vMerge/>
+            <w:vAlign w:val="center"/>
           </w:tcPr>
           <w:p>
             <w:pPr>
-              <w:ind w:left="-105"/>
+              <w:tabs>
+                <w:tab w:val="left" w:pos="6706"/>
+              </w:tabs>
               <w:jc w:val="center"/>
               <w:rPr>
                 <w:rFonts w:eastAsia="黑体"/>
-                <w:bCs/>
-                <w:szCs w:val="21"/>
               </w:rPr>
             </w:pPr>
           </w:p>
         </w:tc>
         <w:tc>
           <w:tcPr>
-            <w:tcW w:w="313" w:type="pct"/>
+            <w:tcW w:w="309" w:type="pct"/>
+            <w:vAlign w:val="center"/>
           </w:tcPr>
           <w:p>
             <w:pPr>
-              <w:ind w:left="-105"/>
+              <w:tabs>
+                <w:tab w:val="left" w:pos="6706"/>
+              </w:tabs>
               <w:jc w:val="center"/>
               <w:rPr>
                 <w:rFonts w:eastAsia="黑体"/>
-                <w:bCs/>
-                <w:szCs w:val="21"/>
               </w:rPr>
             </w:pPr>
             <w:r>
@@ -422,16 +373,17 @@
         </w:tc>
         <w:tc>
           <w:tcPr>
-            <w:tcW w:w="313" w:type="pct"/>
+            <w:tcW w:w="340" w:type="pct"/>
+            <w:vAlign w:val="center"/>
           </w:tcPr>
           <w:p>
             <w:pPr>
-              <w:ind w:left="-105"/>
+              <w:tabs>
+                <w:tab w:val="left" w:pos="6706"/>
+              </w:tabs>
               <w:jc w:val="center"/>
               <w:rPr>
                 <w:rFonts w:eastAsia="黑体"/>
-                <w:bCs/>
-                <w:szCs w:val="21"/>
               </w:rPr>
             </w:pPr>
             <w:r>
@@ -446,16 +398,17 @@
         </w:tc>
         <w:tc>
           <w:tcPr>
-            <w:tcW w:w="313" w:type="pct"/>
+            <w:tcW w:w="325" w:type="pct"/>
+            <w:vAlign w:val="center"/>
           </w:tcPr>
           <w:p>
             <w:pPr>
-              <w:ind w:left="-105"/>
+              <w:tabs>
+                <w:tab w:val="left" w:pos="6706"/>
+              </w:tabs>
               <w:jc w:val="center"/>
               <w:rPr>
                 <w:rFonts w:eastAsia="黑体"/>
-                <w:bCs/>
-                <w:szCs w:val="21"/>
               </w:rPr>
             </w:pPr>
             <w:r>
@@ -470,16 +423,17 @@
         </w:tc>
         <w:tc>
           <w:tcPr>
-            <w:tcW w:w="313" w:type="pct"/>
+            <w:tcW w:w="325" w:type="pct"/>
+            <w:vAlign w:val="center"/>
           </w:tcPr>
           <w:p>
             <w:pPr>
-              <w:ind w:left="-105"/>
+              <w:tabs>
+                <w:tab w:val="left" w:pos="6706"/>
+              </w:tabs>
               <w:jc w:val="center"/>
               <w:rPr>
                 <w:rFonts w:eastAsia="黑体"/>
-                <w:bCs/>
-                <w:szCs w:val="21"/>
               </w:rPr>
             </w:pPr>
             <w:r>
@@ -494,16 +448,17 @@
         </w:tc>
         <w:tc>
           <w:tcPr>
-            <w:tcW w:w="391" w:type="pct"/>
+            <w:tcW w:w="325" w:type="pct"/>
+            <w:vAlign w:val="center"/>
           </w:tcPr>
           <w:p>
             <w:pPr>
-              <w:ind w:left="-105"/>
+              <w:tabs>
+                <w:tab w:val="left" w:pos="6706"/>
+              </w:tabs>
               <w:jc w:val="center"/>
               <w:rPr>
                 <w:rFonts w:eastAsia="黑体"/>
-                <w:bCs/>
-                <w:szCs w:val="21"/>
               </w:rPr>
             </w:pPr>
             <w:r>
@@ -518,16 +473,17 @@
         </w:tc>
         <w:tc>
           <w:tcPr>
-            <w:tcW w:w="313" w:type="pct"/>
+            <w:tcW w:w="325" w:type="pct"/>
+            <w:vAlign w:val="center"/>
           </w:tcPr>
           <w:p>
             <w:pPr>
-              <w:ind w:left="-105"/>
+              <w:tabs>
+                <w:tab w:val="left" w:pos="6706"/>
+              </w:tabs>
               <w:jc w:val="center"/>
               <w:rPr>
                 <w:rFonts w:eastAsia="黑体"/>
-                <w:bCs/>
-                <w:szCs w:val="21"/>
               </w:rPr>
             </w:pPr>
             <w:r>
@@ -542,16 +498,17 @@
         </w:tc>
         <w:tc>
           <w:tcPr>
-            <w:tcW w:w="313" w:type="pct"/>
+            <w:tcW w:w="325" w:type="pct"/>
+            <w:vAlign w:val="center"/>
           </w:tcPr>
           <w:p>
             <w:pPr>
-              <w:ind w:left="-105"/>
+              <w:tabs>
+                <w:tab w:val="left" w:pos="6706"/>
+              </w:tabs>
               <w:jc w:val="center"/>
               <w:rPr>
                 <w:rFonts w:eastAsia="黑体"/>
-                <w:bCs/>
-                <w:szCs w:val="21"/>
               </w:rPr>
             </w:pPr>
             <w:r>
@@ -566,16 +523,17 @@
         </w:tc>
         <w:tc>
           <w:tcPr>
-            <w:tcW w:w="313" w:type="pct"/>
+            <w:tcW w:w="325" w:type="pct"/>
+            <w:vAlign w:val="center"/>
           </w:tcPr>
           <w:p>
             <w:pPr>
-              <w:ind w:left="-105"/>
+              <w:tabs>
+                <w:tab w:val="left" w:pos="6706"/>
+              </w:tabs>
               <w:jc w:val="center"/>
               <w:rPr>
                 <w:rFonts w:eastAsia="黑体"/>
-                <w:bCs/>
-                <w:szCs w:val="21"/>
               </w:rPr>
             </w:pPr>
             <w:r>
@@ -590,16 +548,17 @@
         </w:tc>
         <w:tc>
           <w:tcPr>
-            <w:tcW w:w="390" w:type="pct"/>
+            <w:tcW w:w="325" w:type="pct"/>
+            <w:vAlign w:val="center"/>
           </w:tcPr>
           <w:p>
             <w:pPr>
-              <w:ind w:left="-105"/>
+              <w:tabs>
+                <w:tab w:val="left" w:pos="6706"/>
+              </w:tabs>
               <w:jc w:val="center"/>
               <w:rPr>
                 <w:rFonts w:eastAsia="黑体"/>
-                <w:bCs/>
-                <w:szCs w:val="21"/>
               </w:rPr>
             </w:pPr>
             <w:r>
@@ -614,16 +573,17 @@
         </w:tc>
         <w:tc>
           <w:tcPr>
-            <w:tcW w:w="314" w:type="pct"/>
+            <w:tcW w:w="325" w:type="pct"/>
+            <w:vAlign w:val="center"/>
           </w:tcPr>
           <w:p>
             <w:pPr>
-              <w:ind w:left="-105"/>
+              <w:tabs>
+                <w:tab w:val="left" w:pos="6706"/>
+              </w:tabs>
               <w:jc w:val="center"/>
               <w:rPr>
                 <w:rFonts w:eastAsia="黑体"/>
-                <w:bCs/>
-                <w:szCs w:val="21"/>
               </w:rPr>
             </w:pPr>
             <w:r>
@@ -638,16 +598,17 @@
         </w:tc>
         <w:tc>
           <w:tcPr>
-            <w:tcW w:w="469" w:type="pct"/>
+            <w:tcW w:w="325" w:type="pct"/>
+            <w:vAlign w:val="center"/>
           </w:tcPr>
           <w:p>
             <w:pPr>
-              <w:ind w:left="-105"/>
+              <w:tabs>
+                <w:tab w:val="left" w:pos="6706"/>
+              </w:tabs>
               <w:jc w:val="center"/>
               <w:rPr>
                 <w:rFonts w:eastAsia="黑体"/>
-                <w:bCs/>
-                <w:szCs w:val="21"/>
               </w:rPr>
             </w:pPr>
             <w:r>
@@ -662,16 +623,17 @@
         </w:tc>
         <w:tc>
           <w:tcPr>
-            <w:tcW w:w="313" w:type="pct"/>
+            <w:tcW w:w="325" w:type="pct"/>
+            <w:vAlign w:val="center"/>
           </w:tcPr>
           <w:p>
             <w:pPr>
-              <w:ind w:left="-105"/>
+              <w:tabs>
+                <w:tab w:val="left" w:pos="6706"/>
+              </w:tabs>
               <w:jc w:val="center"/>
               <w:rPr>
                 <w:rFonts w:eastAsia="黑体"/>
-                <w:bCs/>
-                <w:szCs w:val="21"/>
               </w:rPr>
             </w:pPr>
             <w:r>
@@ -686,16 +648,17 @@
         </w:tc>
         <w:tc>
           <w:tcPr>
-            <w:tcW w:w="313" w:type="pct"/>
+            <w:tcW w:w="326" w:type="pct"/>
+            <w:vAlign w:val="center"/>
           </w:tcPr>
           <w:p>
             <w:pPr>
-              <w:ind w:left="-105"/>
+              <w:tabs>
+                <w:tab w:val="left" w:pos="6706"/>
+              </w:tabs>
               <w:jc w:val="center"/>
               <w:rPr>
                 <w:rFonts w:eastAsia="黑体"/>
-                <w:bCs/>
-                <w:szCs w:val="21"/>
               </w:rPr>
             </w:pPr>
             <w:r>
@@ -711,43 +674,44 @@
       </w:tr>
       <w:tr>
         <w:trPr>
-          <w:trHeight w:val="325"/>
+          <w:trHeight w:val="340"/>
         </w:trPr>
         <w:tc>
           <w:tcPr>
-            <w:tcW w:w="262" w:type="pct"/>
+            <w:tcW w:w="236" w:type="pct"/>
+            <w:vAlign w:val="center"/>
           </w:tcPr>
           <w:p>
             <w:pPr>
-              <w:ind w:left="-105"/>
-              <w:jc w:val="center"/>
               <w:rPr>
                 <w:szCs w:val="21"/>
               </w:rPr>
             </w:pPr>
             <w:r>
               <w:rPr>
+                <w:rFonts w:hint="eastAsia"/>
                 <w:szCs w:val="21"/>
               </w:rPr>
-              <w:lastRenderedPageBreak/>
               <w:t>1</w:t>
             </w:r>
           </w:p>
         </w:tc>
         <w:tc>
           <w:tcPr>
-            <w:tcW w:w="357" w:type="pct"/>
+            <w:tcW w:w="539" w:type="pct"/>
+            <w:vAlign w:val="center"/>
           </w:tcPr>
           <w:p>
             <w:pPr>
-              <w:ind w:left="-105"/>
               <w:jc w:val="center"/>
               <w:rPr>
+                <w:rFonts w:ascii="黑体" w:eastAsia="黑体" w:hAnsi="黑体" w:hint="eastAsia"/>
                 <w:szCs w:val="21"/>
               </w:rPr>
             </w:pPr>
             <w:r>
               <w:rPr>
+                <w:rFonts w:ascii="黑体" w:eastAsia="黑体" w:hAnsi="黑体" w:hint="eastAsia"/>
                 <w:szCs w:val="21"/>
               </w:rPr>
               <w:t>配置项测试</w:t>
@@ -756,11 +720,11 @@
         </w:tc>
         <w:tc>
           <w:tcPr>
-            <w:tcW w:w="313" w:type="pct"/>
+            <w:tcW w:w="309" w:type="pct"/>
+            <w:vAlign w:val="center"/>
           </w:tcPr>
           <w:p>
             <w:pPr>
-              <w:ind w:left="-105"/>
               <w:jc w:val="center"/>
               <w:rPr>
                 <w:szCs w:val="21"/>
@@ -776,11 +740,11 @@
         </w:tc>
         <w:tc>
           <w:tcPr>
-            <w:tcW w:w="313" w:type="pct"/>
+            <w:tcW w:w="340" w:type="pct"/>
+            <w:vAlign w:val="center"/>
           </w:tcPr>
           <w:p>
             <w:pPr>
-              <w:ind w:left="-105"/>
               <w:jc w:val="center"/>
               <w:rPr>
                 <w:szCs w:val="21"/>
@@ -796,11 +760,11 @@
         </w:tc>
         <w:tc>
           <w:tcPr>
-            <w:tcW w:w="313" w:type="pct"/>
+            <w:tcW w:w="325" w:type="pct"/>
+            <w:vAlign w:val="center"/>
           </w:tcPr>
           <w:p>
             <w:pPr>
-              <w:ind w:left="-105"/>
               <w:jc w:val="center"/>
               <w:rPr>
                 <w:szCs w:val="21"/>
@@ -816,11 +780,11 @@
         </w:tc>
         <w:tc>
           <w:tcPr>
-            <w:tcW w:w="313" w:type="pct"/>
+            <w:tcW w:w="325" w:type="pct"/>
+            <w:vAlign w:val="center"/>
           </w:tcPr>
           <w:p>
             <w:pPr>
-              <w:ind w:left="-105"/>
               <w:jc w:val="center"/>
               <w:rPr>
                 <w:szCs w:val="21"/>
@@ -836,11 +800,11 @@
         </w:tc>
         <w:tc>
           <w:tcPr>
-            <w:tcW w:w="391" w:type="pct"/>
+            <w:tcW w:w="325" w:type="pct"/>
+            <w:vAlign w:val="center"/>
           </w:tcPr>
           <w:p>
             <w:pPr>
-              <w:ind w:left="-105"/>
               <w:jc w:val="center"/>
               <w:rPr>
                 <w:szCs w:val="21"/>
@@ -856,11 +820,11 @@
         </w:tc>
         <w:tc>
           <w:tcPr>
-            <w:tcW w:w="313" w:type="pct"/>
+            <w:tcW w:w="325" w:type="pct"/>
+            <w:vAlign w:val="center"/>
           </w:tcPr>
           <w:p>
             <w:pPr>
-              <w:ind w:left="-105"/>
               <w:jc w:val="center"/>
               <w:rPr>
                 <w:szCs w:val="21"/>
@@ -876,11 +840,11 @@
         </w:tc>
         <w:tc>
           <w:tcPr>
-            <w:tcW w:w="313" w:type="pct"/>
+            <w:tcW w:w="325" w:type="pct"/>
+            <w:vAlign w:val="center"/>
           </w:tcPr>
           <w:p>
             <w:pPr>
-              <w:ind w:left="-105"/>
               <w:jc w:val="center"/>
               <w:rPr>
                 <w:szCs w:val="21"/>
@@ -896,11 +860,11 @@
         </w:tc>
         <w:tc>
           <w:tcPr>
-            <w:tcW w:w="313" w:type="pct"/>
+            <w:tcW w:w="325" w:type="pct"/>
+            <w:vAlign w:val="center"/>
           </w:tcPr>
           <w:p>
             <w:pPr>
-              <w:ind w:left="-105"/>
               <w:jc w:val="center"/>
               <w:rPr>
                 <w:szCs w:val="21"/>
@@ -916,11 +880,11 @@
         </w:tc>
         <w:tc>
           <w:tcPr>
-            <w:tcW w:w="390" w:type="pct"/>
+            <w:tcW w:w="325" w:type="pct"/>
+            <w:vAlign w:val="center"/>
           </w:tcPr>
           <w:p>
             <w:pPr>
-              <w:ind w:left="-105"/>
               <w:jc w:val="center"/>
               <w:rPr>
                 <w:szCs w:val="21"/>
@@ -936,11 +900,11 @@
         </w:tc>
         <w:tc>
           <w:tcPr>
-            <w:tcW w:w="314" w:type="pct"/>
+            <w:tcW w:w="325" w:type="pct"/>
+            <w:vAlign w:val="center"/>
           </w:tcPr>
           <w:p>
             <w:pPr>
-              <w:ind w:left="-105"/>
               <w:jc w:val="center"/>
               <w:rPr>
                 <w:szCs w:val="21"/>
@@ -956,11 +920,11 @@
         </w:tc>
         <w:tc>
           <w:tcPr>
-            <w:tcW w:w="469" w:type="pct"/>
+            <w:tcW w:w="325" w:type="pct"/>
+            <w:vAlign w:val="center"/>
           </w:tcPr>
           <w:p>
             <w:pPr>
-              <w:ind w:left="-105"/>
               <w:jc w:val="center"/>
               <w:rPr>
                 <w:szCs w:val="21"/>
@@ -976,11 +940,11 @@
         </w:tc>
         <w:tc>
           <w:tcPr>
-            <w:tcW w:w="313" w:type="pct"/>
+            <w:tcW w:w="325" w:type="pct"/>
+            <w:vAlign w:val="center"/>
           </w:tcPr>
           <w:p>
             <w:pPr>
-              <w:ind w:left="-105"/>
               <w:jc w:val="center"/>
               <w:rPr>
                 <w:szCs w:val="21"/>
@@ -996,11 +960,11 @@
         </w:tc>
         <w:tc>
           <w:tcPr>
-            <w:tcW w:w="313" w:type="pct"/>
+            <w:tcW w:w="326" w:type="pct"/>
+            <w:vAlign w:val="center"/>
           </w:tcPr>
           <w:p>
             <w:pPr>
-              <w:ind w:left="-105"/>
               <w:jc w:val="center"/>
               <w:rPr>
                 <w:szCs w:val="21"/>
@@ -1017,12 +981,13 @@
       </w:tr>
       <w:tr>
         <w:trPr>
-          <w:trHeight w:val="325"/>
+          <w:trHeight w:val="340"/>
         </w:trPr>
         <w:tc>
           <w:tcPr>
             <w:tcW w:w="5000" w:type="pct"/>
             <w:gridSpan w:val="15"/>
+            <w:vAlign w:val="center"/>
           </w:tcPr>
           <w:p>
             <w:pPr>
@@ -1035,6 +1000,7 @@
               <w:rPr>
                 <w:szCs w:val="21"/>
               </w:rPr>
+              <w:lastRenderedPageBreak/>
               <w:t>注：</w:t>
             </w:r>
             <w:r>
@@ -1059,7 +1025,7 @@
               <w:rPr>
                 <w:szCs w:val="21"/>
               </w:rPr>
-              <w:t>为该测试级别不应含有该类测试类型。</w:t>
+              <w:t>为该测试级别不应含有该类测试类型</w:t>
             </w:r>
           </w:p>
         </w:tc>
@@ -1068,9 +1034,10 @@
     <w:p/>
     <w:p>
       <w:pPr>
-        <w:pStyle w:val="affff4"/>
+        <w:pStyle w:val="RC"/>
+        <w:adjustRightInd w:val="0"/>
         <w:rPr>
-          <w:rFonts w:hint="eastAsia"/>
+          <w:rFonts w:cs="Times New Roman"/>
         </w:rPr>
       </w:pPr>
       <w:r>
@@ -1080,13 +1047,7 @@
         <w:rPr>
           <w:rFonts w:hint="eastAsia"/>
         </w:rPr>
-        <w:t>根据</w:t>
-      </w:r>
-      <w:r>
-        <w:rPr>
-          <w:rFonts w:hint="eastAsia"/>
-        </w:rPr>
-        <w:t>配置项等级</w:t>
+        <w:t>根据配置项等级</w:t>
       </w:r>
       <w:r>
         <w:t>，选取的测试类型详见</w:t>
@@ -1095,241 +1056,180 @@
         <w:rPr>
           <w:rFonts w:hint="eastAsia"/>
         </w:rPr>
-        <w:t>表6-2</w:t>
+        <w:t>下表</w:t>
       </w:r>
       <w:r>
         <w:t>所示</w:t>
       </w:r>
       <w:r>
         <w:rPr>
-          <w:rFonts w:hint="eastAsia"/>
+          <w:rFonts w:cs="Times New Roman"/>
         </w:rPr>
-        <w:t>：</w:t>
+        <w:t>。</w:t>
       </w:r>
     </w:p>
     <w:p>
       <w:pPr>
-        <w:pStyle w:val="affffffff3"/>
-        <w:tabs>
-          <w:tab w:val="clear" w:pos="3520"/>
-          <w:tab w:val="left" w:pos="454"/>
-          <w:tab w:val="left" w:pos="3260"/>
-        </w:tabs>
-        <w:spacing w:before="0" w:beforeAutospacing="0" w:after="0" w:afterAutospacing="0" w:line="360" w:lineRule="auto"/>
-        <w:ind w:left="0"/>
+        <w:spacing w:line="360" w:lineRule="auto"/>
+        <w:jc w:val="center"/>
         <w:rPr>
-          <w:rFonts w:ascii="黑体" w:eastAsia="黑体" w:hAnsi="黑体"/>
-          <w:b w:val="0"/>
+          <w:rFonts w:eastAsia="黑体"/>
+          <w:szCs w:val="21"/>
         </w:rPr>
       </w:pPr>
       <w:r>
         <w:rPr>
-          <w:rFonts w:ascii="黑体" w:eastAsia="黑体" w:hAnsi="黑体"/>
-          <w:b w:val="0"/>
+          <w:rFonts w:eastAsia="黑体"/>
+          <w:szCs w:val="21"/>
         </w:rPr>
         <w:t>表</w:t>
       </w:r>
       <w:r>
         <w:rPr>
-          <w:rFonts w:ascii="黑体" w:eastAsia="黑体" w:hAnsi="黑体"/>
-          <w:b w:val="0"/>
+          <w:rFonts w:eastAsia="黑体"/>
+          <w:szCs w:val="21"/>
         </w:rPr>
         <w:fldChar w:fldCharType="begin"/>
       </w:r>
       <w:r>
         <w:rPr>
-          <w:rFonts w:ascii="黑体" w:eastAsia="黑体" w:hAnsi="黑体"/>
-          <w:b w:val="0"/>
+          <w:rFonts w:eastAsia="黑体"/>
+          <w:szCs w:val="21"/>
         </w:rPr>
         <w:instrText xml:space="preserve"> STYLEREF 1 \s </w:instrText>
       </w:r>
       <w:r>
         <w:rPr>
-          <w:rFonts w:ascii="黑体" w:eastAsia="黑体" w:hAnsi="黑体"/>
-          <w:b w:val="0"/>
+          <w:rFonts w:eastAsia="黑体"/>
+          <w:szCs w:val="21"/>
         </w:rPr>
         <w:fldChar w:fldCharType="separate"/>
       </w:r>
       <w:r>
         <w:rPr>
-          <w:rFonts w:ascii="黑体" w:eastAsia="黑体" w:hAnsi="黑体"/>
-          <w:b w:val="0"/>
+          <w:rFonts w:eastAsia="黑体"/>
           <w:noProof/>
+          <w:szCs w:val="21"/>
         </w:rPr>
         <w:t>6</w:t>
       </w:r>
       <w:r>
         <w:rPr>
-          <w:rFonts w:ascii="黑体" w:eastAsia="黑体" w:hAnsi="黑体"/>
-          <w:b w:val="0"/>
+          <w:rFonts w:eastAsia="黑体"/>
+          <w:szCs w:val="21"/>
         </w:rPr>
         <w:fldChar w:fldCharType="end"/>
       </w:r>
       <w:r>
         <w:rPr>
-          <w:rFonts w:ascii="黑体" w:eastAsia="黑体" w:hAnsi="黑体"/>
-          <w:b w:val="0"/>
+          <w:rFonts w:eastAsia="黑体"/>
+          <w:szCs w:val="21"/>
         </w:rPr>
         <w:noBreakHyphen/>
       </w:r>
       <w:r>
         <w:rPr>
-          <w:rFonts w:ascii="黑体" w:eastAsia="黑体" w:hAnsi="黑体"/>
-          <w:b w:val="0"/>
+          <w:rFonts w:eastAsia="黑体"/>
+          <w:szCs w:val="21"/>
         </w:rPr>
         <w:fldChar w:fldCharType="begin"/>
       </w:r>
       <w:r>
         <w:rPr>
-          <w:rFonts w:ascii="黑体" w:eastAsia="黑体" w:hAnsi="黑体"/>
-          <w:b w:val="0"/>
+          <w:rFonts w:eastAsia="黑体"/>
+          <w:szCs w:val="21"/>
         </w:rPr>
-        <w:instrText xml:space="preserve"> SEQ 表 \* ARABIC \s 1 </w:instrText>
+        <w:instrText xml:space="preserve"> SEQ </w:instrText>
       </w:r>
       <w:r>
         <w:rPr>
-          <w:rFonts w:ascii="黑体" w:eastAsia="黑体" w:hAnsi="黑体"/>
-          <w:b w:val="0"/>
+          <w:rFonts w:eastAsia="黑体"/>
+          <w:szCs w:val="21"/>
+        </w:rPr>
+        <w:instrText>表</w:instrText>
+      </w:r>
+      <w:r>
+        <w:rPr>
+          <w:rFonts w:eastAsia="黑体"/>
+          <w:szCs w:val="21"/>
+        </w:rPr>
+        <w:instrText xml:space="preserve"> \* ARABIC \s 1 </w:instrText>
+      </w:r>
+      <w:r>
+        <w:rPr>
+          <w:rFonts w:eastAsia="黑体"/>
+          <w:szCs w:val="21"/>
         </w:rPr>
         <w:fldChar w:fldCharType="separate"/>
       </w:r>
       <w:r>
         <w:rPr>
-          <w:rFonts w:ascii="黑体" w:eastAsia="黑体" w:hAnsi="黑体"/>
-          <w:b w:val="0"/>
+          <w:rFonts w:eastAsia="黑体"/>
           <w:noProof/>
+          <w:szCs w:val="21"/>
         </w:rPr>
         <w:t>2</w:t>
       </w:r>
       <w:r>
         <w:rPr>
-          <w:rFonts w:ascii="黑体" w:eastAsia="黑体" w:hAnsi="黑体"/>
-          <w:b w:val="0"/>
+          <w:rFonts w:eastAsia="黑体"/>
+          <w:szCs w:val="21"/>
         </w:rPr>
         <w:fldChar w:fldCharType="end"/>
       </w:r>
       <w:r>
         <w:rPr>
-          <w:rFonts w:ascii="黑体" w:eastAsia="黑体" w:hAnsi="黑体"/>
-          <w:b w:val="0"/>
+          <w:rFonts w:eastAsia="黑体" w:hint="eastAsia"/>
+          <w:szCs w:val="21"/>
         </w:rPr>
-        <w:t xml:space="preserve"> 未选取测试类型原因说明</w:t>
+        <w:t>本次测试选取的测试类型</w:t>
       </w:r>
     </w:p>
     <w:tbl>
       <w:tblPr>
-        <w:tblStyle w:val="RC1"/>
         <w:tblW w:w="5000" w:type="pct"/>
-        <w:tblCellMar>
-          <w:top w:w="57" w:type="dxa"/>
-          <w:bottom w:w="57" w:type="dxa"/>
-        </w:tblCellMar>
-        <w:tblLook w:val="01E0" w:firstRow="1" w:lastRow="1" w:firstColumn="1" w:lastColumn="1" w:noHBand="0" w:noVBand="0"/>
+        <w:tblBorders>
+          <w:top w:val="single" w:sz="12" w:space="0" w:color="auto"/>
+          <w:left w:val="single" w:sz="12" w:space="0" w:color="auto"/>
+          <w:bottom w:val="single" w:sz="12" w:space="0" w:color="auto"/>
+          <w:right w:val="single" w:sz="12" w:space="0" w:color="auto"/>
+          <w:insideH w:val="single" w:sz="6" w:space="0" w:color="auto"/>
+          <w:insideV w:val="single" w:sz="6" w:space="0" w:color="auto"/>
+        </w:tblBorders>
+        <w:tblLook w:val="0000" w:firstRow="0" w:lastRow="0" w:firstColumn="0" w:lastColumn="0" w:noHBand="0" w:noVBand="0"/>
       </w:tblPr>
       <w:tblGrid>
-        <w:gridCol w:w="1561"/>
-        <w:gridCol w:w="567"/>
-        <w:gridCol w:w="567"/>
-        <w:gridCol w:w="567"/>
-        <w:gridCol w:w="568"/>
-        <w:gridCol w:w="568"/>
-        <w:gridCol w:w="568"/>
-        <w:gridCol w:w="568"/>
-        <w:gridCol w:w="568"/>
-        <w:gridCol w:w="568"/>
-        <w:gridCol w:w="568"/>
-        <w:gridCol w:w="711"/>
-        <w:gridCol w:w="568"/>
-        <w:gridCol w:w="523"/>
+        <w:gridCol w:w="426"/>
+        <w:gridCol w:w="974"/>
+        <w:gridCol w:w="558"/>
+        <w:gridCol w:w="614"/>
+        <w:gridCol w:w="587"/>
+        <w:gridCol w:w="588"/>
+        <w:gridCol w:w="588"/>
+        <w:gridCol w:w="588"/>
+        <w:gridCol w:w="588"/>
+        <w:gridCol w:w="588"/>
+        <w:gridCol w:w="588"/>
+        <w:gridCol w:w="588"/>
+        <w:gridCol w:w="588"/>
+        <w:gridCol w:w="588"/>
+        <w:gridCol w:w="589"/>
       </w:tblGrid>
       <w:tr>
         <w:trPr>
-          <w:trHeight w:val="611"/>
+          <w:trHeight w:val="193"/>
         </w:trPr>
         <w:tc>
           <w:tcPr>
-            <w:tcW w:w="864" w:type="pct"/>
+            <w:tcW w:w="236" w:type="pct"/>
             <w:vMerge w:val="restart"/>
-            <w:tcBorders>
-              <w:top w:val="single" w:sz="12" w:space="0" w:color="auto"/>
-              <w:tl2br w:val="nil"/>
-            </w:tcBorders>
+            <w:vAlign w:val="center"/>
           </w:tcPr>
           <w:p>
             <w:pPr>
-              <w:spacing w:line="240" w:lineRule="auto"/>
-              <w:rPr>
-                <w:rFonts w:eastAsia="黑体"/>
-                <w:spacing w:val="2"/>
-              </w:rPr>
-            </w:pPr>
-            <w:r>
-              <w:rPr>
-                <w:rFonts w:eastAsia="黑体"/>
-                <w:spacing w:val="2"/>
-              </w:rPr>
-              <w:t>软件名称</w:t>
-            </w:r>
-          </w:p>
-        </w:tc>
-        <w:tc>
-          <w:tcPr>
-            <w:tcW w:w="4136" w:type="pct"/>
-            <w:gridSpan w:val="13"/>
-          </w:tcPr>
-          <w:p>
-            <w:pPr>
-              <w:spacing w:line="240" w:lineRule="auto"/>
-              <w:jc w:val="center"/>
-              <w:rPr>
-                <w:rFonts w:eastAsia="黑体"/>
-                <w:spacing w:val="2"/>
-              </w:rPr>
-            </w:pPr>
-            <w:r>
-              <w:rPr>
-                <w:rFonts w:eastAsia="黑体"/>
-                <w:spacing w:val="2"/>
-              </w:rPr>
-              <w:t>测试类型</w:t>
-            </w:r>
-          </w:p>
-        </w:tc>
-      </w:tr>
-      <w:tr>
-        <w:trPr>
-          <w:trHeight w:val="796"/>
-        </w:trPr>
-        <w:tc>
-          <w:tcPr>
-            <w:tcW w:w="864" w:type="pct"/>
-            <w:vMerge/>
-            <w:tcBorders>
-              <w:bottom w:val="single" w:sz="4" w:space="0" w:color="auto"/>
-              <w:tl2br w:val="nil"/>
-            </w:tcBorders>
-            <w:hideMark/>
-          </w:tcPr>
-          <w:p>
-            <w:pPr>
-              <w:spacing w:line="240" w:lineRule="auto"/>
-              <w:jc w:val="left"/>
-              <w:rPr>
-                <w:rFonts w:eastAsia="黑体"/>
-                <w:spacing w:val="2"/>
-                <w:lang w:eastAsia="en-US" w:bidi="en-US"/>
-              </w:rPr>
-            </w:pPr>
-          </w:p>
-        </w:tc>
-        <w:tc>
-          <w:tcPr>
-            <w:tcW w:w="314" w:type="pct"/>
-            <w:hideMark/>
-          </w:tcPr>
-          <w:p>
-            <w:pPr>
-              <w:spacing w:line="240" w:lineRule="auto"/>
+              <w:tabs>
+                <w:tab w:val="left" w:pos="6706"/>
+              </w:tabs>
               <w:jc w:val="center"/>
               <w:rPr>
                 <w:rFonts w:eastAsia="黑体"/>
@@ -1341,17 +1241,21 @@
                 <w:rFonts w:eastAsia="黑体"/>
                 <w:szCs w:val="21"/>
               </w:rPr>
-              <w:t>文档审查</w:t>
+              <w:t>序号</w:t>
             </w:r>
           </w:p>
         </w:tc>
         <w:tc>
           <w:tcPr>
-            <w:tcW w:w="314" w:type="pct"/>
+            <w:tcW w:w="539" w:type="pct"/>
+            <w:vMerge w:val="restart"/>
+            <w:vAlign w:val="center"/>
           </w:tcPr>
           <w:p>
             <w:pPr>
-              <w:spacing w:line="240" w:lineRule="auto"/>
+              <w:tabs>
+                <w:tab w:val="left" w:pos="6706"/>
+              </w:tabs>
               <w:jc w:val="center"/>
               <w:rPr>
                 <w:rFonts w:eastAsia="黑体"/>
@@ -1360,7 +1264,123 @@
             </w:pPr>
             <w:r>
               <w:rPr>
+                <w:rFonts w:eastAsia="黑体" w:hint="eastAsia"/>
+              </w:rPr>
+              <w:t>测试级别</w:t>
+            </w:r>
+          </w:p>
+        </w:tc>
+        <w:tc>
+          <w:tcPr>
+            <w:tcW w:w="4226" w:type="pct"/>
+            <w:gridSpan w:val="13"/>
+            <w:vAlign w:val="center"/>
+          </w:tcPr>
+          <w:p>
+            <w:pPr>
+              <w:tabs>
+                <w:tab w:val="left" w:pos="6706"/>
+              </w:tabs>
+              <w:jc w:val="center"/>
+              <w:rPr>
                 <w:rFonts w:eastAsia="黑体"/>
+                <w:szCs w:val="21"/>
+              </w:rPr>
+            </w:pPr>
+            <w:r>
+              <w:rPr>
+                <w:rFonts w:eastAsia="黑体" w:hint="eastAsia"/>
+              </w:rPr>
+              <w:t>测试类型</w:t>
+            </w:r>
+          </w:p>
+        </w:tc>
+      </w:tr>
+      <w:tr>
+        <w:trPr>
+          <w:trHeight w:val="192"/>
+        </w:trPr>
+        <w:tc>
+          <w:tcPr>
+            <w:tcW w:w="236" w:type="pct"/>
+            <w:vMerge/>
+            <w:vAlign w:val="center"/>
+          </w:tcPr>
+          <w:p>
+            <w:pPr>
+              <w:tabs>
+                <w:tab w:val="left" w:pos="6706"/>
+              </w:tabs>
+              <w:jc w:val="center"/>
+              <w:rPr>
+                <w:rFonts w:eastAsia="黑体"/>
+                <w:szCs w:val="21"/>
+              </w:rPr>
+            </w:pPr>
+          </w:p>
+        </w:tc>
+        <w:tc>
+          <w:tcPr>
+            <w:tcW w:w="539" w:type="pct"/>
+            <w:vMerge/>
+            <w:vAlign w:val="center"/>
+          </w:tcPr>
+          <w:p>
+            <w:pPr>
+              <w:tabs>
+                <w:tab w:val="left" w:pos="6706"/>
+              </w:tabs>
+              <w:jc w:val="center"/>
+              <w:rPr>
+                <w:rFonts w:eastAsia="黑体"/>
+              </w:rPr>
+            </w:pPr>
+          </w:p>
+        </w:tc>
+        <w:tc>
+          <w:tcPr>
+            <w:tcW w:w="309" w:type="pct"/>
+            <w:vAlign w:val="center"/>
+          </w:tcPr>
+          <w:p>
+            <w:pPr>
+              <w:tabs>
+                <w:tab w:val="left" w:pos="6706"/>
+              </w:tabs>
+              <w:jc w:val="center"/>
+              <w:rPr>
+                <w:rFonts w:eastAsia="黑体"/>
+              </w:rPr>
+            </w:pPr>
+            <w:r>
+              <w:rPr>
+                <w:rFonts w:eastAsia="黑体"/>
+                <w:bCs/>
+                <w:szCs w:val="21"/>
+              </w:rPr>
+              <w:t>文档审查</w:t>
+            </w:r>
+          </w:p>
+        </w:tc>
+        <w:tc>
+          <w:tcPr>
+            <w:tcW w:w="340" w:type="pct"/>
+            <w:vAlign w:val="center"/>
+          </w:tcPr>
+          <w:p>
+            <w:pPr>
+              <w:tabs>
+                <w:tab w:val="left" w:pos="6706"/>
+              </w:tabs>
+              <w:jc w:val="center"/>
+              <w:rPr>
+                <w:rFonts w:eastAsia="黑体"/>
+              </w:rPr>
+            </w:pPr>
+            <w:r>
+              <w:rPr>
+                <w:rFonts w:eastAsia="黑体"/>
+                <w:bCs/>
                 <w:szCs w:val="21"/>
               </w:rPr>
               <w:t>代码审查</w:t>
@@ -1369,21 +1389,23 @@
         </w:tc>
         <w:tc>
           <w:tcPr>
-            <w:tcW w:w="314" w:type="pct"/>
-            <w:hideMark/>
+            <w:tcW w:w="325" w:type="pct"/>
+            <w:vAlign w:val="center"/>
           </w:tcPr>
           <w:p>
             <w:pPr>
-              <w:spacing w:line="240" w:lineRule="auto"/>
+              <w:tabs>
+                <w:tab w:val="left" w:pos="6706"/>
+              </w:tabs>
               <w:jc w:val="center"/>
               <w:rPr>
                 <w:rFonts w:eastAsia="黑体"/>
-                <w:szCs w:val="21"/>
               </w:rPr>
             </w:pPr>
             <w:r>
               <w:rPr>
                 <w:rFonts w:eastAsia="黑体"/>
+                <w:bCs/>
                 <w:szCs w:val="21"/>
               </w:rPr>
               <w:t>代码走查</w:t>
@@ -1392,20 +1414,23 @@
         </w:tc>
         <w:tc>
           <w:tcPr>
-            <w:tcW w:w="314" w:type="pct"/>
+            <w:tcW w:w="325" w:type="pct"/>
+            <w:vAlign w:val="center"/>
           </w:tcPr>
           <w:p>
             <w:pPr>
-              <w:spacing w:line="240" w:lineRule="auto"/>
+              <w:tabs>
+                <w:tab w:val="left" w:pos="6706"/>
+              </w:tabs>
               <w:jc w:val="center"/>
               <w:rPr>
                 <w:rFonts w:eastAsia="黑体"/>
-                <w:szCs w:val="21"/>
               </w:rPr>
             </w:pPr>
             <w:r>
               <w:rPr>
                 <w:rFonts w:eastAsia="黑体"/>
+                <w:bCs/>
                 <w:szCs w:val="21"/>
               </w:rPr>
               <w:t>逻辑测试</w:t>
@@ -1414,20 +1439,23 @@
         </w:tc>
         <w:tc>
           <w:tcPr>
-            <w:tcW w:w="314" w:type="pct"/>
+            <w:tcW w:w="325" w:type="pct"/>
+            <w:vAlign w:val="center"/>
           </w:tcPr>
           <w:p>
             <w:pPr>
-              <w:spacing w:line="240" w:lineRule="auto"/>
+              <w:tabs>
+                <w:tab w:val="left" w:pos="6706"/>
+              </w:tabs>
               <w:jc w:val="center"/>
               <w:rPr>
                 <w:rFonts w:eastAsia="黑体"/>
-                <w:szCs w:val="21"/>
               </w:rPr>
             </w:pPr>
             <w:r>
               <w:rPr>
                 <w:rFonts w:eastAsia="黑体"/>
+                <w:bCs/>
                 <w:szCs w:val="21"/>
               </w:rPr>
               <w:t>功能测试</w:t>
@@ -1436,20 +1464,23 @@
         </w:tc>
         <w:tc>
           <w:tcPr>
-            <w:tcW w:w="314" w:type="pct"/>
+            <w:tcW w:w="325" w:type="pct"/>
+            <w:vAlign w:val="center"/>
           </w:tcPr>
           <w:p>
             <w:pPr>
-              <w:spacing w:line="240" w:lineRule="auto"/>
+              <w:tabs>
+                <w:tab w:val="left" w:pos="6706"/>
+              </w:tabs>
               <w:jc w:val="center"/>
               <w:rPr>
                 <w:rFonts w:eastAsia="黑体"/>
-                <w:szCs w:val="21"/>
               </w:rPr>
             </w:pPr>
             <w:r>
               <w:rPr>
                 <w:rFonts w:eastAsia="黑体"/>
+                <w:bCs/>
                 <w:szCs w:val="21"/>
               </w:rPr>
               <w:t>性能测试</w:t>
@@ -1458,20 +1489,23 @@
         </w:tc>
         <w:tc>
           <w:tcPr>
-            <w:tcW w:w="314" w:type="pct"/>
+            <w:tcW w:w="325" w:type="pct"/>
+            <w:vAlign w:val="center"/>
           </w:tcPr>
           <w:p>
             <w:pPr>
-              <w:spacing w:line="240" w:lineRule="auto"/>
+              <w:tabs>
+                <w:tab w:val="left" w:pos="6706"/>
+              </w:tabs>
               <w:jc w:val="center"/>
               <w:rPr>
                 <w:rFonts w:eastAsia="黑体"/>
-                <w:szCs w:val="21"/>
               </w:rPr>
             </w:pPr>
             <w:r>
               <w:rPr>
                 <w:rFonts w:eastAsia="黑体"/>
+                <w:bCs/>
                 <w:szCs w:val="21"/>
               </w:rPr>
               <w:t>时序测试</w:t>
@@ -1480,20 +1514,23 @@
         </w:tc>
         <w:tc>
           <w:tcPr>
-            <w:tcW w:w="314" w:type="pct"/>
+            <w:tcW w:w="325" w:type="pct"/>
+            <w:vAlign w:val="center"/>
           </w:tcPr>
           <w:p>
             <w:pPr>
-              <w:spacing w:line="240" w:lineRule="auto"/>
+              <w:tabs>
+                <w:tab w:val="left" w:pos="6706"/>
+              </w:tabs>
               <w:jc w:val="center"/>
               <w:rPr>
                 <w:rFonts w:eastAsia="黑体"/>
-                <w:szCs w:val="21"/>
               </w:rPr>
             </w:pPr>
             <w:r>
               <w:rPr>
                 <w:rFonts w:eastAsia="黑体"/>
+                <w:bCs/>
                 <w:szCs w:val="21"/>
               </w:rPr>
               <w:t>接口测试</w:t>
@@ -1502,20 +1539,48 @@
         </w:tc>
         <w:tc>
           <w:tcPr>
-            <w:tcW w:w="314" w:type="pct"/>
+            <w:tcW w:w="325" w:type="pct"/>
+            <w:vAlign w:val="center"/>
           </w:tcPr>
           <w:p>
             <w:pPr>
-              <w:spacing w:line="240" w:lineRule="auto"/>
+              <w:tabs>
+                <w:tab w:val="left" w:pos="6706"/>
+              </w:tabs>
               <w:jc w:val="center"/>
               <w:rPr>
                 <w:rFonts w:eastAsia="黑体"/>
-                <w:szCs w:val="21"/>
               </w:rPr>
             </w:pPr>
             <w:r>
               <w:rPr>
                 <w:rFonts w:eastAsia="黑体"/>
+                <w:bCs/>
+                <w:szCs w:val="21"/>
+              </w:rPr>
+              <w:t>强度测试</w:t>
+            </w:r>
+          </w:p>
+        </w:tc>
+        <w:tc>
+          <w:tcPr>
+            <w:tcW w:w="325" w:type="pct"/>
+            <w:vAlign w:val="center"/>
+          </w:tcPr>
+          <w:p>
+            <w:pPr>
+              <w:tabs>
+                <w:tab w:val="left" w:pos="6706"/>
+              </w:tabs>
+              <w:jc w:val="center"/>
+              <w:rPr>
+                <w:rFonts w:eastAsia="黑体"/>
+              </w:rPr>
+            </w:pPr>
+            <w:r>
+              <w:rPr>
+                <w:rFonts w:eastAsia="黑体"/>
+                <w:bCs/>
                 <w:szCs w:val="21"/>
               </w:rPr>
               <w:t>余量测试</w:t>
@@ -1524,42 +1589,23 @@
         </w:tc>
         <w:tc>
           <w:tcPr>
-            <w:tcW w:w="314" w:type="pct"/>
+            <w:tcW w:w="325" w:type="pct"/>
+            <w:vAlign w:val="center"/>
           </w:tcPr>
           <w:p>
             <w:pPr>
-              <w:spacing w:line="240" w:lineRule="auto"/>
+              <w:tabs>
+                <w:tab w:val="left" w:pos="6706"/>
+              </w:tabs>
               <w:jc w:val="center"/>
               <w:rPr>
                 <w:rFonts w:eastAsia="黑体"/>
-                <w:szCs w:val="21"/>
               </w:rPr>
             </w:pPr>
             <w:r>
               <w:rPr>
                 <w:rFonts w:eastAsia="黑体"/>
-                <w:szCs w:val="21"/>
-              </w:rPr>
-              <w:t>强度测试</w:t>
-            </w:r>
-          </w:p>
-        </w:tc>
-        <w:tc>
-          <w:tcPr>
-            <w:tcW w:w="393" w:type="pct"/>
-          </w:tcPr>
-          <w:p>
-            <w:pPr>
-              <w:spacing w:line="240" w:lineRule="auto"/>
-              <w:jc w:val="center"/>
-              <w:rPr>
-                <w:rFonts w:eastAsia="黑体"/>
-                <w:szCs w:val="21"/>
-              </w:rPr>
-            </w:pPr>
-            <w:r>
-              <w:rPr>
-                <w:rFonts w:eastAsia="黑体"/>
+                <w:bCs/>
                 <w:szCs w:val="21"/>
               </w:rPr>
               <w:t>安全性测试</w:t>
@@ -1568,20 +1614,23 @@
         </w:tc>
         <w:tc>
           <w:tcPr>
-            <w:tcW w:w="314" w:type="pct"/>
+            <w:tcW w:w="325" w:type="pct"/>
+            <w:vAlign w:val="center"/>
           </w:tcPr>
           <w:p>
             <w:pPr>
-              <w:spacing w:line="240" w:lineRule="auto"/>
+              <w:tabs>
+                <w:tab w:val="left" w:pos="6706"/>
+              </w:tabs>
               <w:jc w:val="center"/>
               <w:rPr>
                 <w:rFonts w:eastAsia="黑体"/>
-                <w:szCs w:val="21"/>
               </w:rPr>
             </w:pPr>
             <w:r>
               <w:rPr>
                 <w:rFonts w:eastAsia="黑体"/>
+                <w:bCs/>
                 <w:szCs w:val="21"/>
               </w:rPr>
               <w:t>边界测试</w:t>
@@ -1590,20 +1639,23 @@
         </w:tc>
         <w:tc>
           <w:tcPr>
-            <w:tcW w:w="284" w:type="pct"/>
+            <w:tcW w:w="326" w:type="pct"/>
+            <w:vAlign w:val="center"/>
           </w:tcPr>
           <w:p>
             <w:pPr>
-              <w:spacing w:line="240" w:lineRule="auto"/>
+              <w:tabs>
+                <w:tab w:val="left" w:pos="6706"/>
+              </w:tabs>
               <w:jc w:val="center"/>
               <w:rPr>
                 <w:rFonts w:eastAsia="黑体"/>
-                <w:szCs w:val="21"/>
               </w:rPr>
             </w:pPr>
             <w:r>
               <w:rPr>
                 <w:rFonts w:eastAsia="黑体"/>
+                <w:bCs/>
                 <w:szCs w:val="21"/>
               </w:rPr>
               <w:t>功耗分析</w:t>
@@ -1613,39 +1665,57 @@
       </w:tr>
       <w:tr>
         <w:trPr>
-          <w:trHeight w:val="454"/>
+          <w:trHeight w:val="340"/>
         </w:trPr>
         <w:tc>
           <w:tcPr>
-            <w:tcW w:w="864" w:type="pct"/>
-            <w:tcBorders>
-              <w:top w:val="single" w:sz="4" w:space="0" w:color="auto"/>
-              <w:bottom w:val="single" w:sz="4" w:space="0" w:color="auto"/>
-            </w:tcBorders>
+            <w:tcW w:w="236" w:type="pct"/>
+            <w:vAlign w:val="center"/>
           </w:tcPr>
           <w:p>
             <w:pPr>
-              <w:spacing w:line="240" w:lineRule="auto"/>
-              <w:jc w:val="left"/>
               <w:rPr>
-                <w:i/>
+                <w:szCs w:val="21"/>
               </w:rPr>
             </w:pPr>
             <w:r>
               <w:rPr>
                 <w:rFonts w:hint="eastAsia"/>
+                <w:szCs w:val="21"/>
               </w:rPr>
-              <w:t xml:space="preserve"/>
+              <w:t>1</w:t>
             </w:r>
           </w:p>
         </w:tc>
         <w:tc>
           <w:tcPr>
-            <w:tcW w:w="314" w:type="pct"/>
+            <w:tcW w:w="539" w:type="pct"/>
+            <w:vAlign w:val="center"/>
           </w:tcPr>
           <w:p>
             <w:pPr>
-              <w:spacing w:line="240" w:lineRule="auto"/>
+              <w:jc w:val="center"/>
+              <w:rPr>
+                <w:rFonts w:ascii="黑体" w:eastAsia="黑体" w:hAnsi="黑体" w:hint="eastAsia"/>
+                <w:szCs w:val="21"/>
+              </w:rPr>
+            </w:pPr>
+            <w:r>
+              <w:rPr>
+                <w:rFonts w:ascii="黑体" w:eastAsia="黑体" w:hAnsi="黑体" w:hint="eastAsia"/>
+                <w:szCs w:val="21"/>
+              </w:rPr>
+              <w:t>配置项测试</w:t>
+            </w:r>
+          </w:p>
+        </w:tc>
+        <w:tc>
+          <w:tcPr>
+            <w:tcW w:w="309" w:type="pct"/>
+            <w:vAlign w:val="center"/>
+          </w:tcPr>
+          <w:p>
+            <w:pPr>
               <w:jc w:val="center"/>
               <w:rPr>
                 <w:szCs w:val="21"/>
@@ -1661,11 +1731,11 @@
         </w:tc>
         <w:tc>
           <w:tcPr>
-            <w:tcW w:w="314" w:type="pct"/>
+            <w:tcW w:w="340" w:type="pct"/>
+            <w:vAlign w:val="center"/>
           </w:tcPr>
           <w:p>
             <w:pPr>
-              <w:spacing w:line="240" w:lineRule="auto"/>
               <w:jc w:val="center"/>
               <w:rPr>
                 <w:szCs w:val="21"/>
@@ -1681,11 +1751,11 @@
         </w:tc>
         <w:tc>
           <w:tcPr>
-            <w:tcW w:w="314" w:type="pct"/>
+            <w:tcW w:w="325" w:type="pct"/>
+            <w:vAlign w:val="center"/>
           </w:tcPr>
           <w:p>
             <w:pPr>
-              <w:spacing w:line="240" w:lineRule="auto"/>
               <w:jc w:val="center"/>
               <w:rPr>
                 <w:szCs w:val="21"/>
@@ -1701,11 +1771,11 @@
         </w:tc>
         <w:tc>
           <w:tcPr>
-            <w:tcW w:w="314" w:type="pct"/>
+            <w:tcW w:w="325" w:type="pct"/>
+            <w:vAlign w:val="center"/>
           </w:tcPr>
           <w:p>
             <w:pPr>
-              <w:spacing w:line="240" w:lineRule="auto"/>
               <w:jc w:val="center"/>
               <w:rPr>
                 <w:szCs w:val="21"/>
@@ -1721,11 +1791,11 @@
         </w:tc>
         <w:tc>
           <w:tcPr>
-            <w:tcW w:w="314" w:type="pct"/>
+            <w:tcW w:w="325" w:type="pct"/>
+            <w:vAlign w:val="center"/>
           </w:tcPr>
           <w:p>
             <w:pPr>
-              <w:spacing w:line="240" w:lineRule="auto"/>
               <w:jc w:val="center"/>
               <w:rPr>
                 <w:szCs w:val="21"/>
@@ -1741,11 +1811,11 @@
         </w:tc>
         <w:tc>
           <w:tcPr>
-            <w:tcW w:w="314" w:type="pct"/>
+            <w:tcW w:w="325" w:type="pct"/>
+            <w:vAlign w:val="center"/>
           </w:tcPr>
           <w:p>
             <w:pPr>
-              <w:spacing w:line="240" w:lineRule="auto"/>
               <w:jc w:val="center"/>
               <w:rPr>
                 <w:szCs w:val="21"/>
@@ -1761,11 +1831,11 @@
         </w:tc>
         <w:tc>
           <w:tcPr>
-            <w:tcW w:w="314" w:type="pct"/>
+            <w:tcW w:w="325" w:type="pct"/>
+            <w:vAlign w:val="center"/>
           </w:tcPr>
           <w:p>
             <w:pPr>
-              <w:spacing w:line="240" w:lineRule="auto"/>
               <w:jc w:val="center"/>
               <w:rPr>
                 <w:szCs w:val="21"/>
@@ -1781,11 +1851,11 @@
         </w:tc>
         <w:tc>
           <w:tcPr>
-            <w:tcW w:w="314" w:type="pct"/>
+            <w:tcW w:w="325" w:type="pct"/>
+            <w:vAlign w:val="center"/>
           </w:tcPr>
           <w:p>
             <w:pPr>
-              <w:spacing w:line="240" w:lineRule="auto"/>
               <w:jc w:val="center"/>
               <w:rPr>
                 <w:szCs w:val="21"/>
@@ -1801,11 +1871,11 @@
         </w:tc>
         <w:tc>
           <w:tcPr>
-            <w:tcW w:w="314" w:type="pct"/>
+            <w:tcW w:w="325" w:type="pct"/>
+            <w:vAlign w:val="center"/>
           </w:tcPr>
           <w:p>
             <w:pPr>
-              <w:spacing w:line="240" w:lineRule="auto"/>
               <w:jc w:val="center"/>
               <w:rPr>
                 <w:szCs w:val="21"/>
@@ -1821,11 +1891,11 @@
         </w:tc>
         <w:tc>
           <w:tcPr>
-            <w:tcW w:w="314" w:type="pct"/>
+            <w:tcW w:w="325" w:type="pct"/>
+            <w:vAlign w:val="center"/>
           </w:tcPr>
           <w:p>
             <w:pPr>
-              <w:spacing w:line="240" w:lineRule="auto"/>
               <w:jc w:val="center"/>
               <w:rPr>
                 <w:szCs w:val="21"/>
@@ -1841,11 +1911,11 @@
         </w:tc>
         <w:tc>
           <w:tcPr>
-            <w:tcW w:w="393" w:type="pct"/>
+            <w:tcW w:w="325" w:type="pct"/>
+            <w:vAlign w:val="center"/>
           </w:tcPr>
           <w:p>
             <w:pPr>
-              <w:spacing w:line="240" w:lineRule="auto"/>
               <w:jc w:val="center"/>
               <w:rPr>
                 <w:szCs w:val="21"/>
@@ -1861,11 +1931,11 @@
         </w:tc>
         <w:tc>
           <w:tcPr>
-            <w:tcW w:w="314" w:type="pct"/>
+            <w:tcW w:w="325" w:type="pct"/>
+            <w:vAlign w:val="center"/>
           </w:tcPr>
           <w:p>
             <w:pPr>
-              <w:spacing w:line="240" w:lineRule="auto"/>
               <w:jc w:val="center"/>
               <w:rPr>
                 <w:szCs w:val="21"/>
@@ -1881,11 +1951,11 @@
         </w:tc>
         <w:tc>
           <w:tcPr>
-            <w:tcW w:w="284" w:type="pct"/>
+            <w:tcW w:w="326" w:type="pct"/>
+            <w:vAlign w:val="center"/>
           </w:tcPr>
           <w:p>
             <w:pPr>
-              <w:spacing w:line="240" w:lineRule="auto"/>
               <w:jc w:val="center"/>
               <w:rPr>
                 <w:szCs w:val="21"/>
@@ -1902,98 +1972,87 @@
       </w:tr>
       <w:tr>
         <w:trPr>
-          <w:trHeight w:val="454"/>
+          <w:trHeight w:val="340"/>
         </w:trPr>
         <w:tc>
           <w:tcPr>
             <w:tcW w:w="5000" w:type="pct"/>
-            <w:gridSpan w:val="14"/>
-            <w:tcBorders>
-              <w:top w:val="single" w:sz="4" w:space="0" w:color="auto"/>
-            </w:tcBorders>
+            <w:gridSpan w:val="15"/>
+            <w:vAlign w:val="center"/>
           </w:tcPr>
           <w:p>
             <w:pPr>
-              <w:spacing w:line="240" w:lineRule="auto"/>
+              <w:jc w:val="center"/>
               <w:rPr>
-                <w:iCs/>
-                <w:lang w:bidi="en-US"/>
+                <w:szCs w:val="21"/>
               </w:rPr>
             </w:pPr>
             <w:r>
               <w:rPr>
-                <w:iCs/>
-                <w:lang w:bidi="en-US"/>
+                <w:szCs w:val="21"/>
               </w:rPr>
-              <w:t>注</w:t>
+              <w:t>注：</w:t>
             </w:r>
             <w:r>
               <w:rPr>
-                <w:iCs/>
-                <w:lang w:bidi="en-US"/>
-              </w:rPr>
-              <w:t>1</w:t>
-            </w:r>
-            <w:r>
-              <w:rPr>
-                <w:iCs/>
-                <w:lang w:bidi="en-US"/>
-              </w:rPr>
-              <w:t>：表格中划</w:t>
-            </w:r>
-            <w:r>
-              <w:rPr>
-                <w:iCs/>
-                <w:lang w:bidi="en-US"/>
-              </w:rPr>
-              <w:t xml:space="preserve"> “ √ ”</w:t>
-            </w:r>
-            <w:r>
-              <w:rPr>
-                <w:iCs/>
-                <w:lang w:bidi="en-US"/>
-              </w:rPr>
-              <w:t>表示需要进行此项测试，划</w:t>
-            </w:r>
-            <w:r>
-              <w:rPr>
-                <w:iCs/>
-                <w:lang w:bidi="en-US"/>
+                <w:szCs w:val="21"/>
               </w:rPr>
               <w:t>“</w:t>
             </w:r>
             <w:r>
               <w:rPr>
-                <w:iCs/>
-                <w:lang w:bidi="en-US"/>
+                <w:szCs w:val="21"/>
               </w:rPr>
-              <w:t>－</w:t>
+              <w:t>√</w:t>
             </w:r>
             <w:r>
               <w:rPr>
-                <w:iCs/>
-                <w:lang w:bidi="en-US"/>
+                <w:szCs w:val="21"/>
               </w:rPr>
               <w:t>”</w:t>
             </w:r>
             <w:r>
               <w:rPr>
-                <w:iCs/>
-                <w:lang w:bidi="en-US"/>
+                <w:szCs w:val="21"/>
               </w:rPr>
-              <w:t>表示不进行此项测试。</w:t>
+              <w:t>为</w:t>
+            </w:r>
+            <w:r>
+              <w:rPr>
+                <w:rFonts w:hint="eastAsia"/>
+                <w:szCs w:val="21"/>
+              </w:rPr>
+              <w:t>本次测试选取的测试项</w:t>
+            </w:r>
+            <w:r>
+              <w:rPr>
+                <w:szCs w:val="21"/>
+              </w:rPr>
+              <w:t>，</w:t>
+            </w:r>
+            <w:r>
+              <w:rPr>
+                <w:szCs w:val="21"/>
+              </w:rPr>
+              <w:t>“—”</w:t>
+            </w:r>
+            <w:r>
+              <w:rPr>
+                <w:szCs w:val="21"/>
+              </w:rPr>
+              <w:t>为</w:t>
+            </w:r>
+            <w:r>
+              <w:rPr>
+                <w:rFonts w:hint="eastAsia"/>
+                <w:szCs w:val="21"/>
+              </w:rPr>
+              <w:t>本次测试不包含测试项</w:t>
             </w:r>
           </w:p>
         </w:tc>
       </w:tr>
     </w:tbl>
-    <w:p>
-      <w:pPr>
-        <w:rPr>
-          <w:rFonts w:hint="eastAsia"/>
-        </w:rPr>
-      </w:pPr>
-    </w:p>
     <w:p/>
     <w:sectPr>
       <w:headerReference w:type="even" r:id="rId8"/>
@@ -18522,6 +18581,34 @@
       <w:vAlign w:val="center"/>
     </w:tcPr>
   </w:style>
+  <w:style w:type="paragraph" w:customStyle="1" w:styleId="RC">
+    <w:name w:val="RC正文"/>
+    <w:basedOn w:val="aa"/>
+    <w:link w:val="RCChar"/>
+    <w:rsid w:val="000B7B13"/>
+    <w:pPr>
+      <w:spacing w:line="360" w:lineRule="auto"/>
+      <w:ind w:firstLineChars="200" w:firstLine="480"/>
+    </w:pPr>
+    <w:rPr>
+      <w:rFonts w:eastAsiaTheme="minorEastAsia" w:cstheme="minorBidi"/>
+      <w:sz w:val="24"/>
+      <w:szCs w:val="22"/>
+    </w:rPr>
+  </w:style>
+  <w:style w:type="character" w:customStyle="1" w:styleId="RCChar">
+    <w:name w:val="RC正文 Char"/>
+    <w:basedOn w:val="ab"/>
+    <w:link w:val="RC"/>
+    <w:qFormat/>
+    <w:rsid w:val="000B7B13"/>
+    <w:rPr>
+      <w:rFonts w:eastAsiaTheme="minorEastAsia" w:cstheme="minorBidi"/>
+      <w:kern w:val="2"/>
+      <w:sz w:val="24"/>
+      <w:szCs w:val="22"/>
+    </w:rPr>
+  </w:style>
 </w:styles>
 </file>
 
